--- a/HR Department/Format/Sticker.docx
+++ b/HR Department/Format/Sticker.docx
@@ -11,15 +11,15 @@
         <mc:AlternateContent>
           <mc:Choice Requires="wps">
             <w:drawing>
-              <wp:anchor distT="45720" distB="45720" distL="114300" distR="114300" simplePos="0" relativeHeight="251663360" behindDoc="0" locked="0" layoutInCell="1" allowOverlap="1" wp14:anchorId="4839F587" wp14:editId="728D0552">
+              <wp:anchor distT="45720" distB="45720" distL="114300" distR="114300" simplePos="0" relativeHeight="251663360" behindDoc="0" locked="0" layoutInCell="1" allowOverlap="1" wp14:anchorId="57E4046D" wp14:editId="618AA66F">
                 <wp:simplePos x="0" y="0"/>
                 <wp:positionH relativeFrom="column">
-                  <wp:posOffset>-314325</wp:posOffset>
+                  <wp:posOffset>-319405</wp:posOffset>
                 </wp:positionH>
                 <wp:positionV relativeFrom="paragraph">
-                  <wp:posOffset>180975</wp:posOffset>
+                  <wp:posOffset>180340</wp:posOffset>
                 </wp:positionV>
-                <wp:extent cx="6305550" cy="1404620"/>
+                <wp:extent cx="6060440" cy="1404620"/>
                 <wp:effectExtent l="0" t="0" r="0" b="0"/>
                 <wp:wrapSquare wrapText="bothSides"/>
                 <wp:docPr id="2" name="Text Box 2"/>
@@ -35,7 +35,7 @@
                       <wps:spPr bwMode="auto">
                         <a:xfrm>
                           <a:off x="0" y="0"/>
-                          <a:ext cx="6305550" cy="1404620"/>
+                          <a:ext cx="6060440" cy="1404620"/>
                         </a:xfrm>
                         <a:prstGeom prst="rect">
                           <a:avLst/>
@@ -58,14 +58,14 @@
                               <w:jc w:val="center"/>
                               <w:rPr>
                                 <w:b/>
-                                <w:sz w:val="40"/>
+                                <w:sz w:val="44"/>
                                 <w:szCs w:val="40"/>
                               </w:rPr>
                             </w:pPr>
                             <w:r>
                               <w:rPr>
                                 <w:b/>
-                                <w:sz w:val="40"/>
+                                <w:sz w:val="44"/>
                                 <w:szCs w:val="40"/>
                               </w:rPr>
                               <w:t xml:space="preserve">Bone </w:t>
@@ -74,7 +74,7 @@
                             <w:r>
                               <w:rPr>
                                 <w:b/>
-                                <w:sz w:val="40"/>
+                                <w:sz w:val="44"/>
                                 <w:szCs w:val="40"/>
                               </w:rPr>
                               <w:t>And</w:t>
@@ -83,7 +83,7 @@
                             <w:r>
                               <w:rPr>
                                 <w:b/>
-                                <w:sz w:val="40"/>
+                                <w:sz w:val="44"/>
                                 <w:szCs w:val="40"/>
                               </w:rPr>
                               <w:t xml:space="preserve"> Joint Multispecialty Hospital, </w:t>
@@ -92,7 +92,7 @@
                             <w:r>
                               <w:rPr>
                                 <w:b/>
-                                <w:sz w:val="40"/>
+                                <w:sz w:val="44"/>
                                 <w:szCs w:val="40"/>
                               </w:rPr>
                               <w:t>Bhilwara</w:t>
@@ -103,7 +103,7 @@
                             <w:tblPr>
                               <w:tblStyle w:val="TableGrid"/>
                               <w:tblW w:w="0" w:type="auto"/>
-                              <w:tblInd w:w="473" w:type="dxa"/>
+                              <w:tblInd w:w="567" w:type="dxa"/>
                               <w:tblBorders>
                                 <w:top w:val="none" w:sz="0" w:space="0" w:color="auto"/>
                                 <w:left w:val="none" w:sz="0" w:space="0" w:color="auto"/>
@@ -115,12 +115,12 @@
                               <w:tblLook w:val="04A0" w:firstRow="1" w:lastRow="0" w:firstColumn="1" w:lastColumn="0" w:noHBand="0" w:noVBand="1"/>
                             </w:tblPr>
                             <w:tblGrid>
-                              <w:gridCol w:w="8075"/>
+                              <w:gridCol w:w="8080"/>
                             </w:tblGrid>
                             <w:tr>
                               <w:tc>
                                 <w:tcPr>
-                                  <w:tcW w:w="8075" w:type="dxa"/>
+                                  <w:tcW w:w="8080" w:type="dxa"/>
                                 </w:tcPr>
                                 <w:p>
                                   <w:pPr>
@@ -138,7 +138,7 @@
                                       <w:sz w:val="28"/>
                                       <w:szCs w:val="24"/>
                                     </w:rPr>
-                                    <w:t xml:space="preserve">                        9-A-30, Rajiv Gandhi Auditorium Road, </w:t>
+                                    <w:t xml:space="preserve">9-A-30, Rajiv Gandhi Auditorium Road, </w:t>
                                   </w:r>
                                   <w:proofErr w:type="spellStart"/>
                                   <w:r>
@@ -200,11 +200,11 @@
           </mc:Choice>
           <mc:Fallback>
             <w:pict>
-              <v:shapetype w14:anchorId="4839F587" id="_x0000_t202" coordsize="21600,21600" o:spt="202" path="m,l,21600r21600,l21600,xe">
+              <v:shapetype w14:anchorId="57E4046D" id="_x0000_t202" coordsize="21600,21600" o:spt="202" path="m,l,21600r21600,l21600,xe">
                 <v:stroke joinstyle="miter"/>
                 <v:path gradientshapeok="t" o:connecttype="rect"/>
               </v:shapetype>
-              <v:shape id="Text Box 2" o:spid="_x0000_s1026" type="#_x0000_t202" style="position:absolute;margin-left:-24.75pt;margin-top:14.25pt;width:496.5pt;height:110.6pt;z-index:251663360;visibility:visible;mso-wrap-style:square;mso-width-percent:0;mso-height-percent:200;mso-wrap-distance-left:9pt;mso-wrap-distance-top:3.6pt;mso-wrap-distance-right:9pt;mso-wrap-distance-bottom:3.6pt;mso-position-horizontal:absolute;mso-position-horizontal-relative:text;mso-position-vertical:absolute;mso-position-vertical-relative:text;mso-width-percent:0;mso-height-percent:200;mso-width-relative:margin;mso-height-relative:margin;v-text-anchor:top" o:gfxdata="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" stroked="f">
+              <v:shape id="Text Box 2" o:spid="_x0000_s1026" type="#_x0000_t202" style="position:absolute;margin-left:-25.15pt;margin-top:14.2pt;width:477.2pt;height:110.6pt;z-index:251663360;visibility:visible;mso-wrap-style:square;mso-width-percent:0;mso-height-percent:200;mso-wrap-distance-left:9pt;mso-wrap-distance-top:3.6pt;mso-wrap-distance-right:9pt;mso-wrap-distance-bottom:3.6pt;mso-position-horizontal:absolute;mso-position-horizontal-relative:text;mso-position-vertical:absolute;mso-position-vertical-relative:text;mso-width-percent:0;mso-height-percent:200;mso-width-relative:margin;mso-height-relative:margin;v-text-anchor:top" o:gfxdata="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" stroked="f">
                 <v:textbox style="mso-fit-shape-to-text:t">
                   <w:txbxContent>
                     <w:p>
@@ -213,14 +213,14 @@
                         <w:jc w:val="center"/>
                         <w:rPr>
                           <w:b/>
-                          <w:sz w:val="40"/>
+                          <w:sz w:val="44"/>
                           <w:szCs w:val="40"/>
                         </w:rPr>
                       </w:pPr>
                       <w:r>
                         <w:rPr>
                           <w:b/>
-                          <w:sz w:val="40"/>
+                          <w:sz w:val="44"/>
                           <w:szCs w:val="40"/>
                         </w:rPr>
                         <w:t xml:space="preserve">Bone </w:t>
@@ -229,7 +229,7 @@
                       <w:r>
                         <w:rPr>
                           <w:b/>
-                          <w:sz w:val="40"/>
+                          <w:sz w:val="44"/>
                           <w:szCs w:val="40"/>
                         </w:rPr>
                         <w:t>And</w:t>
@@ -238,7 +238,7 @@
                       <w:r>
                         <w:rPr>
                           <w:b/>
-                          <w:sz w:val="40"/>
+                          <w:sz w:val="44"/>
                           <w:szCs w:val="40"/>
                         </w:rPr>
                         <w:t xml:space="preserve"> Joint Multispecialty Hospital, </w:t>
@@ -247,7 +247,7 @@
                       <w:r>
                         <w:rPr>
                           <w:b/>
-                          <w:sz w:val="40"/>
+                          <w:sz w:val="44"/>
                           <w:szCs w:val="40"/>
                         </w:rPr>
                         <w:t>Bhilwara</w:t>
@@ -258,7 +258,7 @@
                       <w:tblPr>
                         <w:tblStyle w:val="TableGrid"/>
                         <w:tblW w:w="0" w:type="auto"/>
-                        <w:tblInd w:w="473" w:type="dxa"/>
+                        <w:tblInd w:w="567" w:type="dxa"/>
                         <w:tblBorders>
                           <w:top w:val="none" w:sz="0" w:space="0" w:color="auto"/>
                           <w:left w:val="none" w:sz="0" w:space="0" w:color="auto"/>
@@ -270,12 +270,12 @@
                         <w:tblLook w:val="04A0" w:firstRow="1" w:lastRow="0" w:firstColumn="1" w:lastColumn="0" w:noHBand="0" w:noVBand="1"/>
                       </w:tblPr>
                       <w:tblGrid>
-                        <w:gridCol w:w="8075"/>
+                        <w:gridCol w:w="8080"/>
                       </w:tblGrid>
                       <w:tr>
                         <w:tc>
                           <w:tcPr>
-                            <w:tcW w:w="8075" w:type="dxa"/>
+                            <w:tcW w:w="8080" w:type="dxa"/>
                           </w:tcPr>
                           <w:p>
                             <w:pPr>
@@ -293,7 +293,7 @@
                                 <w:sz w:val="28"/>
                                 <w:szCs w:val="24"/>
                               </w:rPr>
-                              <w:t xml:space="preserve">                        9-A-30, Rajiv Gandhi Auditorium Road, </w:t>
+                              <w:t xml:space="preserve">9-A-30, Rajiv Gandhi Auditorium Road, </w:t>
                             </w:r>
                             <w:proofErr w:type="spellStart"/>
                             <w:r>
@@ -352,16 +352,16 @@
         <mc:AlternateContent>
           <mc:Choice Requires="wps">
             <w:drawing>
-              <wp:anchor distT="45720" distB="45720" distL="114300" distR="114300" simplePos="0" relativeHeight="251661312" behindDoc="0" locked="0" layoutInCell="1" allowOverlap="1" wp14:anchorId="70FB21E3" wp14:editId="6D4FFB26">
+              <wp:anchor distT="45720" distB="45720" distL="114300" distR="114300" simplePos="0" relativeHeight="251661312" behindDoc="0" locked="0" layoutInCell="1" allowOverlap="1" wp14:anchorId="0566E7C8" wp14:editId="57D68945">
                 <wp:simplePos x="0" y="0"/>
                 <wp:positionH relativeFrom="column">
-                  <wp:posOffset>-495300</wp:posOffset>
+                  <wp:posOffset>74295</wp:posOffset>
                 </wp:positionH>
                 <wp:positionV relativeFrom="paragraph">
-                  <wp:posOffset>1543050</wp:posOffset>
+                  <wp:posOffset>1541145</wp:posOffset>
                 </wp:positionV>
-                <wp:extent cx="6657975" cy="1404620"/>
-                <wp:effectExtent l="0" t="0" r="28575" b="23495"/>
+                <wp:extent cx="5177790" cy="1404620"/>
+                <wp:effectExtent l="0" t="0" r="22860" b="23495"/>
                 <wp:wrapSquare wrapText="bothSides"/>
                 <wp:docPr id="217" name="Text Box 2"/>
                 <wp:cNvGraphicFramePr>
@@ -376,7 +376,7 @@
                       <wps:spPr bwMode="auto">
                         <a:xfrm>
                           <a:off x="0" y="0"/>
-                          <a:ext cx="6657975" cy="1404620"/>
+                          <a:ext cx="5177790" cy="1404620"/>
                         </a:xfrm>
                         <a:prstGeom prst="rect">
                           <a:avLst/>
@@ -402,23 +402,19 @@
                                 <w:sz w:val="96"/>
                               </w:rPr>
                             </w:pPr>
+                            <w:proofErr w:type="spellStart"/>
                             <w:r>
                               <w:rPr>
                                 <w:sz w:val="96"/>
                               </w:rPr>
-                              <w:t>OTHERS</w:t>
+                              <w:t>Annexour</w:t>
                             </w:r>
+                            <w:proofErr w:type="spellEnd"/>
                             <w:r>
                               <w:rPr>
                                 <w:sz w:val="96"/>
                               </w:rPr>
-                              <w:t>-</w:t>
-                            </w:r>
-                            <w:r>
-                              <w:rPr>
-                                <w:sz w:val="96"/>
-                              </w:rPr>
-                              <w:t>DOCUMENTS</w:t>
+                              <w:t xml:space="preserve"> All</w:t>
                             </w:r>
                           </w:p>
                         </w:txbxContent>
@@ -440,7 +436,7 @@
           </mc:Choice>
           <mc:Fallback>
             <w:pict>
-              <v:shape w14:anchorId="70FB21E3" id="_x0000_s1027" type="#_x0000_t202" style="position:absolute;margin-left:-39pt;margin-top:121.5pt;width:524.25pt;height:110.6pt;z-index:251661312;visibility:visible;mso-wrap-style:square;mso-width-percent:0;mso-height-percent:200;mso-wrap-distance-left:9pt;mso-wrap-distance-top:3.6pt;mso-wrap-distance-right:9pt;mso-wrap-distance-bottom:3.6pt;mso-position-horizontal:absolute;mso-position-horizontal-relative:text;mso-position-vertical:absolute;mso-position-vertical-relative:text;mso-width-percent:0;mso-height-percent:200;mso-width-relative:margin;mso-height-relative:margin;v-text-anchor:top" o:gfxdata="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">
+              <v:shape w14:anchorId="0566E7C8" id="_x0000_s1027" type="#_x0000_t202" style="position:absolute;margin-left:5.85pt;margin-top:121.35pt;width:407.7pt;height:110.6pt;z-index:251661312;visibility:visible;mso-wrap-style:square;mso-width-percent:0;mso-height-percent:200;mso-wrap-distance-left:9pt;mso-wrap-distance-top:3.6pt;mso-wrap-distance-right:9pt;mso-wrap-distance-bottom:3.6pt;mso-position-horizontal:absolute;mso-position-horizontal-relative:text;mso-position-vertical:absolute;mso-position-vertical-relative:text;mso-width-percent:0;mso-height-percent:200;mso-width-relative:margin;mso-height-relative:margin;v-text-anchor:top" o:gfxdata="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">
                 <v:textbox style="mso-fit-shape-to-text:t">
                   <w:txbxContent>
                     <w:p>
@@ -450,23 +446,19 @@
                           <w:sz w:val="96"/>
                         </w:rPr>
                       </w:pPr>
+                      <w:proofErr w:type="spellStart"/>
                       <w:r>
                         <w:rPr>
                           <w:sz w:val="96"/>
                         </w:rPr>
-                        <w:t>OTHERS</w:t>
+                        <w:t>Annexour</w:t>
                       </w:r>
+                      <w:proofErr w:type="spellEnd"/>
                       <w:r>
                         <w:rPr>
                           <w:sz w:val="96"/>
                         </w:rPr>
-                        <w:t>-</w:t>
-                      </w:r>
-                      <w:r>
-                        <w:rPr>
-                          <w:sz w:val="96"/>
-                        </w:rPr>
-                        <w:t>DOCUMENTS</w:t>
+                        <w:t xml:space="preserve"> All</w:t>
                       </w:r>
                     </w:p>
                   </w:txbxContent>
@@ -485,16 +477,16 @@
         <mc:AlternateContent>
           <mc:Choice Requires="wps">
             <w:drawing>
-              <wp:anchor distT="0" distB="0" distL="114300" distR="114300" simplePos="0" relativeHeight="251659264" behindDoc="0" locked="0" layoutInCell="1" allowOverlap="1" wp14:anchorId="3062C596" wp14:editId="5842CACE">
+              <wp:anchor distT="0" distB="0" distL="114300" distR="114300" simplePos="0" relativeHeight="251659264" behindDoc="0" locked="0" layoutInCell="1" allowOverlap="1" wp14:anchorId="5C5CFCF3" wp14:editId="7660CACB">
                 <wp:simplePos x="0" y="0"/>
                 <wp:positionH relativeFrom="column">
-                  <wp:posOffset>-819150</wp:posOffset>
+                  <wp:posOffset>-616689</wp:posOffset>
                 </wp:positionH>
                 <wp:positionV relativeFrom="paragraph">
-                  <wp:posOffset>-95250</wp:posOffset>
+                  <wp:posOffset>-95693</wp:posOffset>
                 </wp:positionV>
-                <wp:extent cx="7315200" cy="3390900"/>
-                <wp:effectExtent l="0" t="0" r="19050" b="19050"/>
+                <wp:extent cx="6602641" cy="3390900"/>
+                <wp:effectExtent l="0" t="0" r="27305" b="19050"/>
                 <wp:wrapNone/>
                 <wp:docPr id="1" name="Rectangle 1"/>
                 <wp:cNvGraphicFramePr/>
@@ -505,7 +497,7 @@
                       <wps:spPr>
                         <a:xfrm>
                           <a:off x="0" y="0"/>
-                          <a:ext cx="7315200" cy="3390900"/>
+                          <a:ext cx="6602641" cy="3390900"/>
                         </a:xfrm>
                         <a:prstGeom prst="rect">
                           <a:avLst/>
@@ -547,7 +539,7 @@
           </mc:Choice>
           <mc:Fallback>
             <w:pict>
-              <v:rect w14:anchorId="7DCDBB7F" id="Rectangle 1" o:spid="_x0000_s1026" style="position:absolute;margin-left:-64.5pt;margin-top:-7.5pt;width:8in;height:267pt;z-index:251659264;visibility:visible;mso-wrap-style:square;mso-width-percent:0;mso-wrap-distance-left:9pt;mso-wrap-distance-top:0;mso-wrap-distance-right:9pt;mso-wrap-distance-bottom:0;mso-position-horizontal:absolute;mso-position-horizontal-relative:text;mso-position-vertical:absolute;mso-position-vertical-relative:text;mso-width-percent:0;mso-width-relative:margin;v-text-anchor:middle" o:gfxdata="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" fillcolor="white [3201]" strokecolor="black [3213]" strokeweight="1.5pt"/>
+              <v:rect w14:anchorId="00672265" id="Rectangle 1" o:spid="_x0000_s1026" style="position:absolute;margin-left:-48.55pt;margin-top:-7.55pt;width:519.9pt;height:267pt;z-index:251659264;visibility:visible;mso-wrap-style:square;mso-width-percent:0;mso-wrap-distance-left:9pt;mso-wrap-distance-top:0;mso-wrap-distance-right:9pt;mso-wrap-distance-bottom:0;mso-position-horizontal:absolute;mso-position-horizontal-relative:text;mso-position-vertical:absolute;mso-position-vertical-relative:text;mso-width-percent:0;mso-width-relative:margin;v-text-anchor:middle" o:gfxdata="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" fillcolor="white [3201]" strokecolor="black [3213]" strokeweight="1.5pt"/>
             </w:pict>
           </mc:Fallback>
         </mc:AlternateContent>
@@ -560,7 +552,7 @@
     </w:p>
     <w:sectPr>
       <w:pgSz w:w="11906" w:h="16838"/>
-      <w:pgMar w:top="426" w:right="1440" w:bottom="1440" w:left="1440" w:header="708" w:footer="708" w:gutter="0"/>
+      <w:pgMar w:top="1440" w:right="1440" w:bottom="1440" w:left="1440" w:header="708" w:footer="708" w:gutter="0"/>
       <w:cols w:space="708"/>
       <w:docGrid w:linePitch="360"/>
     </w:sectPr>
